--- a/Recursos Humanos/cargos/SDR/Cargo SDR - Descritivo da Vaga.docx
+++ b/Recursos Humanos/cargos/SDR/Cargo SDR - Descritivo da Vaga.docx
@@ -38,7 +38,7 @@
             </w:pPr>
             <w:r>
               <w:rPr>
-                <w:rFonts w:ascii="Calibri" w:hAnsi="Calibri"/>
+                <w:rFonts w:ascii="Montserrat" w:hAnsi="Montserrat"/>
                 <w:b/>
                 <w:caps/>
                 <w:color w:val="A8D8C8"/>
@@ -54,7 +54,7 @@
             </w:pPr>
             <w:r>
               <w:rPr>
-                <w:rFonts w:ascii="Calibri" w:hAnsi="Calibri"/>
+                <w:rFonts w:ascii="Montserrat" w:hAnsi="Montserrat"/>
                 <w:b/>
                 <w:color w:val="FFFFFF"/>
                 <w:sz w:val="44"/>
@@ -69,7 +69,7 @@
             </w:pPr>
             <w:r>
               <w:rPr>
-                <w:rFonts w:ascii="Calibri" w:hAnsi="Calibri"/>
+                <w:rFonts w:ascii="Montserrat" w:hAnsi="Montserrat"/>
                 <w:color w:val="CCEAE0"/>
                 <w:sz w:val="19"/>
               </w:rPr>
@@ -86,7 +86,7 @@
       </w:pPr>
       <w:r>
         <w:rPr>
-          <w:rFonts w:ascii="Calibri" w:hAnsi="Calibri"/>
+          <w:rFonts w:ascii="Montserrat" w:hAnsi="Montserrat"/>
           <w:b/>
           <w:color w:val="007A5E"/>
           <w:sz w:val="28"/>
@@ -108,7 +108,7 @@
       </w:pPr>
       <w:r>
         <w:rPr>
-          <w:rFonts w:ascii="Calibri" w:hAnsi="Calibri"/>
+          <w:rFonts w:ascii="Montserrat" w:hAnsi="Montserrat"/>
           <w:color w:val="3D3D3D"/>
           <w:sz w:val="21"/>
         </w:rPr>
@@ -121,7 +121,7 @@
       </w:pPr>
       <w:r>
         <w:rPr>
-          <w:rFonts w:ascii="Calibri" w:hAnsi="Calibri"/>
+          <w:rFonts w:ascii="Montserrat" w:hAnsi="Montserrat"/>
           <w:color w:val="3D3D3D"/>
           <w:sz w:val="21"/>
         </w:rPr>
@@ -134,7 +134,7 @@
       </w:pPr>
       <w:r>
         <w:rPr>
-          <w:rFonts w:ascii="Calibri" w:hAnsi="Calibri"/>
+          <w:rFonts w:ascii="Montserrat" w:hAnsi="Montserrat"/>
           <w:color w:val="3D3D3D"/>
           <w:sz w:val="21"/>
         </w:rPr>
@@ -147,7 +147,7 @@
       </w:pPr>
       <w:r>
         <w:rPr>
-          <w:rFonts w:ascii="Calibri" w:hAnsi="Calibri"/>
+          <w:rFonts w:ascii="Montserrat" w:hAnsi="Montserrat"/>
           <w:b/>
           <w:color w:val="007A5E"/>
           <w:sz w:val="28"/>
@@ -169,7 +169,7 @@
       </w:pPr>
       <w:r>
         <w:rPr>
-          <w:rFonts w:ascii="Calibri" w:hAnsi="Calibri"/>
+          <w:rFonts w:ascii="Montserrat" w:hAnsi="Montserrat"/>
           <w:color w:val="3D3D3D"/>
           <w:sz w:val="21"/>
         </w:rPr>
@@ -182,7 +182,7 @@
       </w:pPr>
       <w:r>
         <w:rPr>
-          <w:rFonts w:ascii="Calibri" w:hAnsi="Calibri"/>
+          <w:rFonts w:ascii="Montserrat" w:hAnsi="Montserrat"/>
           <w:color w:val="3D3D3D"/>
           <w:sz w:val="21"/>
         </w:rPr>
@@ -224,7 +224,7 @@
             </w:pPr>
             <w:r>
               <w:rPr>
-                <w:rFonts w:ascii="Calibri" w:hAnsi="Calibri"/>
+                <w:rFonts w:ascii="Montserrat" w:hAnsi="Montserrat"/>
                 <w:i/>
                 <w:color w:val="1A4A3A"/>
                 <w:sz w:val="21"/>
@@ -242,7 +242,7 @@
       </w:pPr>
       <w:r>
         <w:rPr>
-          <w:rFonts w:ascii="Calibri" w:hAnsi="Calibri"/>
+          <w:rFonts w:ascii="Montserrat" w:hAnsi="Montserrat"/>
           <w:b/>
           <w:color w:val="007A5E"/>
           <w:sz w:val="28"/>
@@ -264,7 +264,7 @@
       </w:pPr>
       <w:r>
         <w:rPr>
-          <w:rFonts w:ascii="Calibri" w:hAnsi="Calibri"/>
+          <w:rFonts w:ascii="Montserrat" w:hAnsi="Montserrat"/>
           <w:b/>
           <w:color w:val="1A2E2A"/>
           <w:sz w:val="22"/>
@@ -280,7 +280,7 @@
       </w:pPr>
       <w:r>
         <w:rPr>
-          <w:rFonts w:ascii="Calibri" w:hAnsi="Calibri"/>
+          <w:rFonts w:ascii="Montserrat" w:hAnsi="Montserrat"/>
           <w:color w:val="3D3D3D"/>
           <w:sz w:val="21"/>
         </w:rPr>
@@ -295,7 +295,7 @@
       </w:pPr>
       <w:r>
         <w:rPr>
-          <w:rFonts w:ascii="Calibri" w:hAnsi="Calibri"/>
+          <w:rFonts w:ascii="Montserrat" w:hAnsi="Montserrat"/>
           <w:color w:val="3D3D3D"/>
           <w:sz w:val="21"/>
         </w:rPr>
@@ -310,7 +310,7 @@
       </w:pPr>
       <w:r>
         <w:rPr>
-          <w:rFonts w:ascii="Calibri" w:hAnsi="Calibri"/>
+          <w:rFonts w:ascii="Montserrat" w:hAnsi="Montserrat"/>
           <w:color w:val="3D3D3D"/>
           <w:sz w:val="21"/>
         </w:rPr>
@@ -325,7 +325,7 @@
       </w:pPr>
       <w:r>
         <w:rPr>
-          <w:rFonts w:ascii="Calibri" w:hAnsi="Calibri"/>
+          <w:rFonts w:ascii="Montserrat" w:hAnsi="Montserrat"/>
           <w:color w:val="3D3D3D"/>
           <w:sz w:val="21"/>
         </w:rPr>
@@ -338,7 +338,7 @@
       </w:pPr>
       <w:r>
         <w:rPr>
-          <w:rFonts w:ascii="Calibri" w:hAnsi="Calibri"/>
+          <w:rFonts w:ascii="Montserrat" w:hAnsi="Montserrat"/>
           <w:b/>
           <w:color w:val="1A2E2A"/>
           <w:sz w:val="22"/>
@@ -354,7 +354,7 @@
       </w:pPr>
       <w:r>
         <w:rPr>
-          <w:rFonts w:ascii="Calibri" w:hAnsi="Calibri"/>
+          <w:rFonts w:ascii="Montserrat" w:hAnsi="Montserrat"/>
           <w:color w:val="3D3D3D"/>
           <w:sz w:val="21"/>
         </w:rPr>
@@ -369,7 +369,7 @@
       </w:pPr>
       <w:r>
         <w:rPr>
-          <w:rFonts w:ascii="Calibri" w:hAnsi="Calibri"/>
+          <w:rFonts w:ascii="Montserrat" w:hAnsi="Montserrat"/>
           <w:color w:val="3D3D3D"/>
           <w:sz w:val="21"/>
         </w:rPr>
@@ -384,7 +384,7 @@
       </w:pPr>
       <w:r>
         <w:rPr>
-          <w:rFonts w:ascii="Calibri" w:hAnsi="Calibri"/>
+          <w:rFonts w:ascii="Montserrat" w:hAnsi="Montserrat"/>
           <w:color w:val="3D3D3D"/>
           <w:sz w:val="21"/>
         </w:rPr>
@@ -399,7 +399,7 @@
       </w:pPr>
       <w:r>
         <w:rPr>
-          <w:rFonts w:ascii="Calibri" w:hAnsi="Calibri"/>
+          <w:rFonts w:ascii="Montserrat" w:hAnsi="Montserrat"/>
           <w:color w:val="3D3D3D"/>
           <w:sz w:val="21"/>
         </w:rPr>
@@ -412,7 +412,7 @@
       </w:pPr>
       <w:r>
         <w:rPr>
-          <w:rFonts w:ascii="Calibri" w:hAnsi="Calibri"/>
+          <w:rFonts w:ascii="Montserrat" w:hAnsi="Montserrat"/>
           <w:b/>
           <w:color w:val="1A2E2A"/>
           <w:sz w:val="22"/>
@@ -428,7 +428,7 @@
       </w:pPr>
       <w:r>
         <w:rPr>
-          <w:rFonts w:ascii="Calibri" w:hAnsi="Calibri"/>
+          <w:rFonts w:ascii="Montserrat" w:hAnsi="Montserrat"/>
           <w:color w:val="3D3D3D"/>
           <w:sz w:val="21"/>
         </w:rPr>
@@ -443,7 +443,7 @@
       </w:pPr>
       <w:r>
         <w:rPr>
-          <w:rFonts w:ascii="Calibri" w:hAnsi="Calibri"/>
+          <w:rFonts w:ascii="Montserrat" w:hAnsi="Montserrat"/>
           <w:color w:val="3D3D3D"/>
           <w:sz w:val="21"/>
         </w:rPr>
@@ -458,7 +458,7 @@
       </w:pPr>
       <w:r>
         <w:rPr>
-          <w:rFonts w:ascii="Calibri" w:hAnsi="Calibri"/>
+          <w:rFonts w:ascii="Montserrat" w:hAnsi="Montserrat"/>
           <w:color w:val="3D3D3D"/>
           <w:sz w:val="21"/>
         </w:rPr>
@@ -473,7 +473,7 @@
       </w:pPr>
       <w:r>
         <w:rPr>
-          <w:rFonts w:ascii="Calibri" w:hAnsi="Calibri"/>
+          <w:rFonts w:ascii="Montserrat" w:hAnsi="Montserrat"/>
           <w:color w:val="3D3D3D"/>
           <w:sz w:val="21"/>
         </w:rPr>
@@ -486,7 +486,7 @@
       </w:pPr>
       <w:r>
         <w:rPr>
-          <w:rFonts w:ascii="Calibri" w:hAnsi="Calibri"/>
+          <w:rFonts w:ascii="Montserrat" w:hAnsi="Montserrat"/>
           <w:b/>
           <w:color w:val="1A2E2A"/>
           <w:sz w:val="22"/>
@@ -502,7 +502,7 @@
       </w:pPr>
       <w:r>
         <w:rPr>
-          <w:rFonts w:ascii="Calibri" w:hAnsi="Calibri"/>
+          <w:rFonts w:ascii="Montserrat" w:hAnsi="Montserrat"/>
           <w:color w:val="3D3D3D"/>
           <w:sz w:val="21"/>
         </w:rPr>
@@ -517,7 +517,7 @@
       </w:pPr>
       <w:r>
         <w:rPr>
-          <w:rFonts w:ascii="Calibri" w:hAnsi="Calibri"/>
+          <w:rFonts w:ascii="Montserrat" w:hAnsi="Montserrat"/>
           <w:color w:val="3D3D3D"/>
           <w:sz w:val="21"/>
         </w:rPr>
@@ -532,7 +532,7 @@
       </w:pPr>
       <w:r>
         <w:rPr>
-          <w:rFonts w:ascii="Calibri" w:hAnsi="Calibri"/>
+          <w:rFonts w:ascii="Montserrat" w:hAnsi="Montserrat"/>
           <w:color w:val="3D3D3D"/>
           <w:sz w:val="21"/>
         </w:rPr>
@@ -545,7 +545,7 @@
       </w:pPr>
       <w:r>
         <w:rPr>
-          <w:rFonts w:ascii="Calibri" w:hAnsi="Calibri"/>
+          <w:rFonts w:ascii="Montserrat" w:hAnsi="Montserrat"/>
           <w:b/>
           <w:color w:val="007A5E"/>
           <w:sz w:val="28"/>
@@ -567,7 +567,7 @@
       </w:pPr>
       <w:r>
         <w:rPr>
-          <w:rFonts w:ascii="Calibri" w:hAnsi="Calibri"/>
+          <w:rFonts w:ascii="Montserrat" w:hAnsi="Montserrat"/>
           <w:color w:val="3D3D3D"/>
           <w:sz w:val="21"/>
         </w:rPr>
@@ -582,7 +582,7 @@
       </w:pPr>
       <w:r>
         <w:rPr>
-          <w:rFonts w:ascii="Calibri" w:hAnsi="Calibri"/>
+          <w:rFonts w:ascii="Montserrat" w:hAnsi="Montserrat"/>
           <w:b/>
           <w:color w:val="2D2D2D"/>
           <w:sz w:val="21"/>
@@ -591,11 +591,11 @@
       </w:r>
       <w:r>
         <w:rPr>
-          <w:rFonts w:ascii="Calibri" w:hAnsi="Calibri"/>
+          <w:rFonts w:ascii="Montserrat" w:hAnsi="Montserrat"/>
           <w:color w:val="3D3D3D"/>
           <w:sz w:val="21"/>
         </w:rPr>
-        <w:t xml:space="preserve"> Comunicação escrita impecável em português. Você vai escrever dezenas de mensagens por dia — sem erro, sem enrolação.</w:t>
+        <w:t xml:space="preserve"> Você vai escrever dezenas de mensagens por dia, sem erro, sem enrolação.</w:t>
       </w:r>
     </w:p>
     <w:p>
@@ -606,7 +606,7 @@
       </w:pPr>
       <w:r>
         <w:rPr>
-          <w:rFonts w:ascii="Calibri" w:hAnsi="Calibri"/>
+          <w:rFonts w:ascii="Montserrat" w:hAnsi="Montserrat"/>
           <w:b/>
           <w:color w:val="2D2D2D"/>
           <w:sz w:val="21"/>
@@ -615,11 +615,11 @@
       </w:r>
       <w:r>
         <w:rPr>
-          <w:rFonts w:ascii="Calibri" w:hAnsi="Calibri"/>
+          <w:rFonts w:ascii="Montserrat" w:hAnsi="Montserrat"/>
           <w:color w:val="3D3D3D"/>
           <w:sz w:val="21"/>
         </w:rPr>
-        <w:t xml:space="preserve"> Resiliência para lidar com não. SDR ouve "não tenho interesse" várias vezes por dia. Quem absorve rejeição emocionalmente não consegue manter o ritmo.</w:t>
+        <w:t xml:space="preserve"> SDR ouve "não tenho interesse" várias vezes por dia. Quem absorve rejeição emocionalmente não consegue manter o ritmo.</w:t>
       </w:r>
     </w:p>
     <w:p>
@@ -630,7 +630,7 @@
       </w:pPr>
       <w:r>
         <w:rPr>
-          <w:rFonts w:ascii="Calibri" w:hAnsi="Calibri"/>
+          <w:rFonts w:ascii="Montserrat" w:hAnsi="Montserrat"/>
           <w:b/>
           <w:color w:val="2D2D2D"/>
           <w:sz w:val="21"/>
@@ -639,11 +639,11 @@
       </w:r>
       <w:r>
         <w:rPr>
-          <w:rFonts w:ascii="Calibri" w:hAnsi="Calibri"/>
+          <w:rFonts w:ascii="Montserrat" w:hAnsi="Montserrat"/>
           <w:color w:val="3D3D3D"/>
           <w:sz w:val="21"/>
         </w:rPr>
-        <w:t xml:space="preserve"> Organização para gerir pipeline, cadências e follow-ups em paralelo, sem perder nenhum lead no caminho.</w:t>
+        <w:t xml:space="preserve"> Gerir pipeline, cadências e follow-ups em paralelo, sem perder nenhum lead no caminho.</w:t>
       </w:r>
     </w:p>
     <w:p>
@@ -654,7 +654,7 @@
       </w:pPr>
       <w:r>
         <w:rPr>
-          <w:rFonts w:ascii="Calibri" w:hAnsi="Calibri"/>
+          <w:rFonts w:ascii="Montserrat" w:hAnsi="Montserrat"/>
           <w:b/>
           <w:color w:val="2D2D2D"/>
           <w:sz w:val="21"/>
@@ -663,11 +663,11 @@
       </w:r>
       <w:r>
         <w:rPr>
-          <w:rFonts w:ascii="Calibri" w:hAnsi="Calibri"/>
+          <w:rFonts w:ascii="Montserrat" w:hAnsi="Montserrat"/>
           <w:color w:val="3D3D3D"/>
           <w:sz w:val="21"/>
         </w:rPr>
-        <w:t xml:space="preserve"> Disponibilidade para trabalho em horário comercial (segunda a sexta), com foco em prospecção ativa ao longo do dia.</w:t>
+        <w:t xml:space="preserve"> Segunda a sexta, com foco em prospecção ativa ao longo do dia.</w:t>
       </w:r>
     </w:p>
     <w:p>
@@ -678,7 +678,7 @@
       </w:pPr>
       <w:r>
         <w:rPr>
-          <w:rFonts w:ascii="Calibri" w:hAnsi="Calibri"/>
+          <w:rFonts w:ascii="Montserrat" w:hAnsi="Montserrat"/>
           <w:b/>
           <w:color w:val="2D2D2D"/>
           <w:sz w:val="21"/>
@@ -687,11 +687,11 @@
       </w:r>
       <w:r>
         <w:rPr>
-          <w:rFonts w:ascii="Calibri" w:hAnsi="Calibri"/>
+          <w:rFonts w:ascii="Montserrat" w:hAnsi="Montserrat"/>
           <w:color w:val="3D3D3D"/>
           <w:sz w:val="21"/>
         </w:rPr>
-        <w:t xml:space="preserve"> Familiaridade com ferramentas digitais: CRM, WhatsApp Web, planilhas, e-mail. Não precisa ser especialista — precisa aprender rápido.</w:t>
+        <w:t xml:space="preserve"> CRM, WhatsApp Web, planilhas, e-mail. Não precisa ser especialista, precisa aprender rápido.</w:t>
       </w:r>
     </w:p>
     <w:p>
@@ -700,7 +700,7 @@
       </w:pPr>
       <w:r>
         <w:rPr>
-          <w:rFonts w:ascii="Calibri" w:hAnsi="Calibri"/>
+          <w:rFonts w:ascii="Montserrat" w:hAnsi="Montserrat"/>
           <w:b/>
           <w:color w:val="007A5E"/>
           <w:sz w:val="28"/>
@@ -724,7 +724,7 @@
       </w:pPr>
       <w:r>
         <w:rPr>
-          <w:rFonts w:ascii="Calibri" w:hAnsi="Calibri"/>
+          <w:rFonts w:ascii="Montserrat" w:hAnsi="Montserrat"/>
           <w:color w:val="3D3D3D"/>
           <w:sz w:val="21"/>
         </w:rPr>
@@ -739,7 +739,7 @@
       </w:pPr>
       <w:r>
         <w:rPr>
-          <w:rFonts w:ascii="Calibri" w:hAnsi="Calibri"/>
+          <w:rFonts w:ascii="Montserrat" w:hAnsi="Montserrat"/>
           <w:color w:val="3D3D3D"/>
           <w:sz w:val="21"/>
         </w:rPr>
@@ -754,11 +754,11 @@
       </w:pPr>
       <w:r>
         <w:rPr>
-          <w:rFonts w:ascii="Calibri" w:hAnsi="Calibri"/>
+          <w:rFonts w:ascii="Montserrat" w:hAnsi="Montserrat"/>
           <w:color w:val="3D3D3D"/>
           <w:sz w:val="21"/>
         </w:rPr>
-        <w:t>Conhecimento de marketing digital: entender o que é ROAS, CPL, tráfego pago facilita muito a abordagem com o lead.</w:t>
+        <w:t>Conhecimento de marketing digital: entender o que é ROAS, CPL e tráfego pago facilita muito a abordagem com o lead.</w:t>
       </w:r>
     </w:p>
     <w:p>
@@ -769,7 +769,7 @@
       </w:pPr>
       <w:r>
         <w:rPr>
-          <w:rFonts w:ascii="Calibri" w:hAnsi="Calibri"/>
+          <w:rFonts w:ascii="Montserrat" w:hAnsi="Montserrat"/>
           <w:color w:val="3D3D3D"/>
           <w:sz w:val="21"/>
         </w:rPr>
@@ -784,7 +784,7 @@
       </w:pPr>
       <w:r>
         <w:rPr>
-          <w:rFonts w:ascii="Calibri" w:hAnsi="Calibri"/>
+          <w:rFonts w:ascii="Montserrat" w:hAnsi="Montserrat"/>
           <w:color w:val="3D3D3D"/>
           <w:sz w:val="21"/>
         </w:rPr>
@@ -799,7 +799,7 @@
       </w:pPr>
       <w:r>
         <w:rPr>
-          <w:rFonts w:ascii="Calibri" w:hAnsi="Calibri"/>
+          <w:rFonts w:ascii="Montserrat" w:hAnsi="Montserrat"/>
           <w:color w:val="3D3D3D"/>
           <w:sz w:val="21"/>
         </w:rPr>
@@ -812,7 +812,7 @@
       </w:pPr>
       <w:r>
         <w:rPr>
-          <w:rFonts w:ascii="Calibri" w:hAnsi="Calibri"/>
+          <w:rFonts w:ascii="Montserrat" w:hAnsi="Montserrat"/>
           <w:b/>
           <w:color w:val="007A5E"/>
           <w:sz w:val="28"/>
@@ -834,7 +834,7 @@
       </w:pPr>
       <w:r>
         <w:rPr>
-          <w:rFonts w:ascii="Calibri" w:hAnsi="Calibri"/>
+          <w:rFonts w:ascii="Montserrat" w:hAnsi="Montserrat"/>
           <w:color w:val="3D3D3D"/>
           <w:sz w:val="21"/>
         </w:rPr>
@@ -849,7 +849,7 @@
       </w:pPr>
       <w:r>
         <w:rPr>
-          <w:rFonts w:ascii="Calibri" w:hAnsi="Calibri"/>
+          <w:rFonts w:ascii="Montserrat" w:hAnsi="Montserrat"/>
           <w:b/>
           <w:color w:val="2D2D2D"/>
           <w:sz w:val="21"/>
@@ -858,7 +858,7 @@
       </w:r>
       <w:r>
         <w:rPr>
-          <w:rFonts w:ascii="Calibri" w:hAnsi="Calibri"/>
+          <w:rFonts w:ascii="Montserrat" w:hAnsi="Montserrat"/>
           <w:color w:val="3D3D3D"/>
           <w:sz w:val="21"/>
         </w:rPr>
@@ -873,7 +873,7 @@
       </w:pPr>
       <w:r>
         <w:rPr>
-          <w:rFonts w:ascii="Calibri" w:hAnsi="Calibri"/>
+          <w:rFonts w:ascii="Montserrat" w:hAnsi="Montserrat"/>
           <w:b/>
           <w:color w:val="2D2D2D"/>
           <w:sz w:val="21"/>
@@ -882,11 +882,11 @@
       </w:r>
       <w:r>
         <w:rPr>
-          <w:rFonts w:ascii="Calibri" w:hAnsi="Calibri"/>
+          <w:rFonts w:ascii="Montserrat" w:hAnsi="Montserrat"/>
           <w:color w:val="3D3D3D"/>
           <w:sz w:val="21"/>
         </w:rPr>
-        <w:t xml:space="preserve"> Meta é meta. Entende que o número de reuniões agendadas é o que mede o seu trabalho — e não faz desconto pra si mesmo.</w:t>
+        <w:t xml:space="preserve"> Meta é meta. Entende que o número de reuniões agendadas é o que mede o seu trabalho.</w:t>
       </w:r>
     </w:p>
     <w:p>
@@ -897,7 +897,7 @@
       </w:pPr>
       <w:r>
         <w:rPr>
-          <w:rFonts w:ascii="Calibri" w:hAnsi="Calibri"/>
+          <w:rFonts w:ascii="Montserrat" w:hAnsi="Montserrat"/>
           <w:b/>
           <w:color w:val="2D2D2D"/>
           <w:sz w:val="21"/>
@@ -906,7 +906,7 @@
       </w:r>
       <w:r>
         <w:rPr>
-          <w:rFonts w:ascii="Calibri" w:hAnsi="Calibri"/>
+          <w:rFonts w:ascii="Montserrat" w:hAnsi="Montserrat"/>
           <w:color w:val="3D3D3D"/>
           <w:sz w:val="21"/>
         </w:rPr>
@@ -921,7 +921,7 @@
       </w:pPr>
       <w:r>
         <w:rPr>
-          <w:rFonts w:ascii="Calibri" w:hAnsi="Calibri"/>
+          <w:rFonts w:ascii="Montserrat" w:hAnsi="Montserrat"/>
           <w:b/>
           <w:color w:val="2D2D2D"/>
           <w:sz w:val="21"/>
@@ -930,7 +930,7 @@
       </w:r>
       <w:r>
         <w:rPr>
-          <w:rFonts w:ascii="Calibri" w:hAnsi="Calibri"/>
+          <w:rFonts w:ascii="Montserrat" w:hAnsi="Montserrat"/>
           <w:color w:val="3D3D3D"/>
           <w:sz w:val="21"/>
         </w:rPr>
@@ -945,7 +945,7 @@
       </w:pPr>
       <w:r>
         <w:rPr>
-          <w:rFonts w:ascii="Calibri" w:hAnsi="Calibri"/>
+          <w:rFonts w:ascii="Montserrat" w:hAnsi="Montserrat"/>
           <w:b/>
           <w:color w:val="2D2D2D"/>
           <w:sz w:val="21"/>
@@ -954,7 +954,7 @@
       </w:r>
       <w:r>
         <w:rPr>
-          <w:rFonts w:ascii="Calibri" w:hAnsi="Calibri"/>
+          <w:rFonts w:ascii="Montserrat" w:hAnsi="Montserrat"/>
           <w:color w:val="3D3D3D"/>
           <w:sz w:val="21"/>
         </w:rPr>
@@ -969,7 +969,7 @@
       </w:pPr>
       <w:r>
         <w:rPr>
-          <w:rFonts w:ascii="Calibri" w:hAnsi="Calibri"/>
+          <w:rFonts w:ascii="Montserrat" w:hAnsi="Montserrat"/>
           <w:b/>
           <w:color w:val="2D2D2D"/>
           <w:sz w:val="21"/>
@@ -978,11 +978,11 @@
       </w:r>
       <w:r>
         <w:rPr>
-          <w:rFonts w:ascii="Calibri" w:hAnsi="Calibri"/>
+          <w:rFonts w:ascii="Montserrat" w:hAnsi="Montserrat"/>
           <w:color w:val="3D3D3D"/>
           <w:sz w:val="21"/>
         </w:rPr>
-        <w:t xml:space="preserve"> Se interessa pelo modelo de negócio do lead, pesquisa o nicho, personaliza a abordagem. Não dispara mensagem genérica.</w:t>
+        <w:t xml:space="preserve"> Se interessa pelo modelo de negócio do lead, pesquisa o nicho e personaliza a abordagem. Não dispara mensagem genérica.</w:t>
       </w:r>
     </w:p>
     <w:p>
@@ -991,7 +991,7 @@
       </w:pPr>
       <w:r>
         <w:rPr>
-          <w:rFonts w:ascii="Calibri" w:hAnsi="Calibri"/>
+          <w:rFonts w:ascii="Montserrat" w:hAnsi="Montserrat"/>
           <w:b/>
           <w:color w:val="007A5E"/>
           <w:sz w:val="28"/>
@@ -1015,7 +1015,7 @@
       </w:pPr>
       <w:r>
         <w:rPr>
-          <w:rFonts w:ascii="Calibri" w:hAnsi="Calibri"/>
+          <w:rFonts w:ascii="Montserrat" w:hAnsi="Montserrat"/>
           <w:color w:val="3D3D3D"/>
           <w:sz w:val="21"/>
         </w:rPr>
@@ -1030,7 +1030,7 @@
       </w:pPr>
       <w:r>
         <w:rPr>
-          <w:rFonts w:ascii="Calibri" w:hAnsi="Calibri"/>
+          <w:rFonts w:ascii="Montserrat" w:hAnsi="Montserrat"/>
           <w:color w:val="3D3D3D"/>
           <w:sz w:val="21"/>
         </w:rPr>
@@ -1045,7 +1045,7 @@
       </w:pPr>
       <w:r>
         <w:rPr>
-          <w:rFonts w:ascii="Calibri" w:hAnsi="Calibri"/>
+          <w:rFonts w:ascii="Montserrat" w:hAnsi="Montserrat"/>
           <w:color w:val="3D3D3D"/>
           <w:sz w:val="21"/>
         </w:rPr>
@@ -1060,7 +1060,7 @@
       </w:pPr>
       <w:r>
         <w:rPr>
-          <w:rFonts w:ascii="Calibri" w:hAnsi="Calibri"/>
+          <w:rFonts w:ascii="Montserrat" w:hAnsi="Montserrat"/>
           <w:color w:val="3D3D3D"/>
           <w:sz w:val="21"/>
         </w:rPr>
@@ -1075,7 +1075,7 @@
       </w:pPr>
       <w:r>
         <w:rPr>
-          <w:rFonts w:ascii="Calibri" w:hAnsi="Calibri"/>
+          <w:rFonts w:ascii="Montserrat" w:hAnsi="Montserrat"/>
           <w:color w:val="3D3D3D"/>
           <w:sz w:val="21"/>
         </w:rPr>
@@ -1090,7 +1090,7 @@
       </w:pPr>
       <w:r>
         <w:rPr>
-          <w:rFonts w:ascii="Calibri" w:hAnsi="Calibri"/>
+          <w:rFonts w:ascii="Montserrat" w:hAnsi="Montserrat"/>
           <w:color w:val="3D3D3D"/>
           <w:sz w:val="21"/>
         </w:rPr>
@@ -1105,11 +1105,11 @@
       </w:pPr>
       <w:r>
         <w:rPr>
-          <w:rFonts w:ascii="Calibri" w:hAnsi="Calibri"/>
+          <w:rFonts w:ascii="Montserrat" w:hAnsi="Montserrat"/>
           <w:color w:val="3D3D3D"/>
           <w:sz w:val="21"/>
         </w:rPr>
-        <w:t>Playbook de vendas estruturado, ICP definido e nichos mapeados — você não começa do zero.</w:t>
+        <w:t>Playbook de vendas estruturado, ICP definido e nichos mapeados: você não começa do zero.</w:t>
       </w:r>
     </w:p>
     <w:p>
@@ -1118,7 +1118,7 @@
       </w:pPr>
       <w:r>
         <w:rPr>
-          <w:rFonts w:ascii="Calibri" w:hAnsi="Calibri"/>
+          <w:rFonts w:ascii="Montserrat" w:hAnsi="Montserrat"/>
           <w:b/>
           <w:color w:val="007A5E"/>
           <w:sz w:val="28"/>
@@ -1169,7 +1169,7 @@
             </w:pPr>
             <w:r>
               <w:rPr>
-                <w:rFonts w:ascii="Calibri" w:hAnsi="Calibri"/>
+                <w:rFonts w:ascii="Montserrat" w:hAnsi="Montserrat"/>
                 <w:b/>
                 <w:caps/>
                 <w:color w:val="007A5E"/>
@@ -1185,7 +1185,7 @@
             </w:pPr>
             <w:r>
               <w:rPr>
-                <w:rFonts w:ascii="Calibri" w:hAnsi="Calibri"/>
+                <w:rFonts w:ascii="Montserrat" w:hAnsi="Montserrat"/>
                 <w:color w:val="3D3D3D"/>
                 <w:sz w:val="21"/>
               </w:rPr>
@@ -1235,7 +1235,7 @@
             </w:pPr>
             <w:r>
               <w:rPr>
-                <w:rFonts w:ascii="Calibri" w:hAnsi="Calibri"/>
+                <w:rFonts w:ascii="Montserrat" w:hAnsi="Montserrat"/>
                 <w:b/>
                 <w:caps/>
                 <w:color w:val="007A5E"/>
@@ -1251,7 +1251,7 @@
             </w:pPr>
             <w:r>
               <w:rPr>
-                <w:rFonts w:ascii="Calibri" w:hAnsi="Calibri"/>
+                <w:rFonts w:ascii="Montserrat" w:hAnsi="Montserrat"/>
                 <w:color w:val="3D3D3D"/>
                 <w:sz w:val="21"/>
               </w:rPr>
@@ -1301,7 +1301,7 @@
             </w:pPr>
             <w:r>
               <w:rPr>
-                <w:rFonts w:ascii="Calibri" w:hAnsi="Calibri"/>
+                <w:rFonts w:ascii="Montserrat" w:hAnsi="Montserrat"/>
                 <w:b/>
                 <w:caps/>
                 <w:color w:val="007A5E"/>
@@ -1317,7 +1317,7 @@
             </w:pPr>
             <w:r>
               <w:rPr>
-                <w:rFonts w:ascii="Calibri" w:hAnsi="Calibri"/>
+                <w:rFonts w:ascii="Montserrat" w:hAnsi="Montserrat"/>
                 <w:color w:val="3D3D3D"/>
                 <w:sz w:val="21"/>
               </w:rPr>
@@ -1367,7 +1367,7 @@
             </w:pPr>
             <w:r>
               <w:rPr>
-                <w:rFonts w:ascii="Calibri" w:hAnsi="Calibri"/>
+                <w:rFonts w:ascii="Montserrat" w:hAnsi="Montserrat"/>
                 <w:b/>
                 <w:caps/>
                 <w:color w:val="007A5E"/>
@@ -1383,7 +1383,7 @@
             </w:pPr>
             <w:r>
               <w:rPr>
-                <w:rFonts w:ascii="Calibri" w:hAnsi="Calibri"/>
+                <w:rFonts w:ascii="Montserrat" w:hAnsi="Montserrat"/>
                 <w:color w:val="3D3D3D"/>
                 <w:sz w:val="21"/>
               </w:rPr>
@@ -1404,7 +1404,7 @@
       </w:pPr>
       <w:r>
         <w:rPr>
-          <w:rFonts w:ascii="Calibri" w:hAnsi="Calibri"/>
+          <w:rFonts w:ascii="Montserrat" w:hAnsi="Montserrat"/>
           <w:b/>
           <w:color w:val="007A5E"/>
           <w:sz w:val="28"/>
@@ -1426,7 +1426,7 @@
       </w:pPr>
       <w:r>
         <w:rPr>
-          <w:rFonts w:ascii="Calibri" w:hAnsi="Calibri"/>
+          <w:rFonts w:ascii="Montserrat" w:hAnsi="Montserrat"/>
           <w:color w:val="3D3D3D"/>
           <w:sz w:val="21"/>
         </w:rPr>
@@ -1440,7 +1440,7 @@
       </w:pPr>
       <w:r>
         <w:rPr>
-          <w:rFonts w:ascii="Calibri" w:hAnsi="Calibri"/>
+          <w:rFonts w:ascii="Montserrat" w:hAnsi="Montserrat"/>
           <w:b/>
           <w:color w:val="007A5E"/>
           <w:sz w:val="21"/>
@@ -1449,7 +1449,7 @@
       </w:r>
       <w:r>
         <w:rPr>
-          <w:rFonts w:ascii="Calibri" w:hAnsi="Calibri"/>
+          <w:rFonts w:ascii="Montserrat" w:hAnsi="Montserrat"/>
           <w:color w:val="3D3D3D"/>
           <w:sz w:val="21"/>
         </w:rPr>
@@ -1463,7 +1463,7 @@
       </w:pPr>
       <w:r>
         <w:rPr>
-          <w:rFonts w:ascii="Calibri" w:hAnsi="Calibri"/>
+          <w:rFonts w:ascii="Montserrat" w:hAnsi="Montserrat"/>
           <w:b/>
           <w:color w:val="007A5E"/>
           <w:sz w:val="21"/>
@@ -1472,7 +1472,7 @@
       </w:r>
       <w:r>
         <w:rPr>
-          <w:rFonts w:ascii="Calibri" w:hAnsi="Calibri"/>
+          <w:rFonts w:ascii="Montserrat" w:hAnsi="Montserrat"/>
           <w:color w:val="3D3D3D"/>
           <w:sz w:val="21"/>
         </w:rPr>
@@ -1486,7 +1486,7 @@
       </w:pPr>
       <w:r>
         <w:rPr>
-          <w:rFonts w:ascii="Calibri" w:hAnsi="Calibri"/>
+          <w:rFonts w:ascii="Montserrat" w:hAnsi="Montserrat"/>
           <w:b/>
           <w:color w:val="007A5E"/>
           <w:sz w:val="21"/>
@@ -1495,7 +1495,7 @@
       </w:r>
       <w:r>
         <w:rPr>
-          <w:rFonts w:ascii="Calibri" w:hAnsi="Calibri"/>
+          <w:rFonts w:ascii="Montserrat" w:hAnsi="Montserrat"/>
           <w:color w:val="3D3D3D"/>
           <w:sz w:val="21"/>
         </w:rPr>
@@ -1509,7 +1509,7 @@
       </w:pPr>
       <w:r>
         <w:rPr>
-          <w:rFonts w:ascii="Calibri" w:hAnsi="Calibri"/>
+          <w:rFonts w:ascii="Montserrat" w:hAnsi="Montserrat"/>
           <w:b/>
           <w:color w:val="007A5E"/>
           <w:sz w:val="21"/>
@@ -1518,7 +1518,7 @@
       </w:r>
       <w:r>
         <w:rPr>
-          <w:rFonts w:ascii="Calibri" w:hAnsi="Calibri"/>
+          <w:rFonts w:ascii="Montserrat" w:hAnsi="Montserrat"/>
           <w:color w:val="3D3D3D"/>
           <w:sz w:val="21"/>
         </w:rPr>
@@ -1536,7 +1536,7 @@
       </w:pPr>
       <w:r>
         <w:rPr>
-          <w:rFonts w:ascii="Calibri" w:hAnsi="Calibri"/>
+          <w:rFonts w:ascii="Montserrat" w:hAnsi="Montserrat"/>
           <w:color w:val="88AA99"/>
           <w:sz w:val="17"/>
         </w:rPr>
@@ -1917,7 +1917,7 @@
     <w:qFormat/>
     <w:rsid w:val="00FC693F"/>
     <w:rPr>
-      <w:rFonts w:ascii="Calibri" w:hAnsi="Calibri"/>
+      <w:rFonts w:ascii="Montserrat" w:hAnsi="Montserrat"/>
       <w:color w:val="2D2D2D"/>
       <w:sz w:val="21"/>
     </w:rPr>
